--- a/Knowledge/3-Work knowledge/1-Software Engineering/1-Testing/5-My Source/1-ISTQB Foundation Level/5-Test Management/5-Test Techniques/1-Types of Black-Box Techniques/5-State Transition Testing.docx
+++ b/Knowledge/3-Work knowledge/1-Software Engineering/1-Testing/5-My Source/1-ISTQB Foundation Level/5-Test Management/5-Test Techniques/1-Types of Black-Box Techniques/5-State Transition Testing.docx
@@ -56,7 +56,26 @@
           <w:szCs w:val="14"/>
           <w:shd w:val="clear" w:color="auto" w:fill="B7B7B7"/>
         </w:rPr>
-        <w:t>(GPT-5-Standard) at [8/15/2025]</w:t>
+        <w:t>(GPT</w:t>
+      </w:r>
+      <w:r>
+        <w:rPr>
+          <w:rFonts w:ascii="Cambria Math" w:hAnsi="Cambria Math" w:cs="Cambria Math"/>
+          <w:b/>
+          <w:sz w:val="14"/>
+          <w:szCs w:val="14"/>
+          <w:shd w:val="clear" w:color="auto" w:fill="B7B7B7"/>
+        </w:rPr>
+        <w:t>‑</w:t>
+      </w:r>
+      <w:r>
+        <w:rPr>
+          <w:b/>
+          <w:sz w:val="14"/>
+          <w:szCs w:val="14"/>
+          <w:shd w:val="clear" w:color="auto" w:fill="B7B7B7"/>
+        </w:rPr>
+        <w:t>5 Mini) at [8/15/2025]</w:t>
       </w:r>
     </w:p>
     <w:p>
@@ -148,7 +167,7 @@
     </w:p>
     <w:p>
       <w:r>
-        <w:pict w14:anchorId="5ECCE6BD">
+        <w:pict w14:anchorId="510A6C0F">
           <v:rect id="_x0000_i1025" style="width:0;height:1.5pt" o:hralign="center" o:hrstd="t" o:hr="t" fillcolor="#a0a0a0" stroked="f"/>
         </w:pict>
       </w:r>
@@ -194,7 +213,26 @@
           <w:szCs w:val="14"/>
           <w:shd w:val="clear" w:color="auto" w:fill="B7B7B7"/>
         </w:rPr>
-        <w:t>(GPT-5-Standard) at [8/15/2025]</w:t>
+        <w:t>(GPT</w:t>
+      </w:r>
+      <w:r>
+        <w:rPr>
+          <w:rFonts w:ascii="Cambria Math" w:hAnsi="Cambria Math" w:cs="Cambria Math"/>
+          <w:b/>
+          <w:sz w:val="14"/>
+          <w:szCs w:val="14"/>
+          <w:shd w:val="clear" w:color="auto" w:fill="B7B7B7"/>
+        </w:rPr>
+        <w:t>‑</w:t>
+      </w:r>
+      <w:r>
+        <w:rPr>
+          <w:b/>
+          <w:sz w:val="14"/>
+          <w:szCs w:val="14"/>
+          <w:shd w:val="clear" w:color="auto" w:fill="B7B7B7"/>
+        </w:rPr>
+        <w:t>5 Mini) at [8/15/2025]</w:t>
       </w:r>
     </w:p>
     <w:p>
@@ -309,7 +347,7 @@
     </w:p>
     <w:p>
       <w:r>
-        <w:pict w14:anchorId="75BCD65F">
+        <w:pict w14:anchorId="17E05C2F">
           <v:rect id="_x0000_i1026" style="width:0;height:1.5pt" o:hralign="center" o:hrstd="t" o:hr="t" fillcolor="#a0a0a0" stroked="f"/>
         </w:pict>
       </w:r>
@@ -319,7 +357,6 @@
         <w:pStyle w:val="Heading2"/>
         <w:keepNext w:val="0"/>
         <w:keepLines w:val="0"/>
-        <w:spacing w:after="80"/>
         <w:rPr>
           <w:b/>
           <w:sz w:val="34"/>
@@ -368,7 +405,26 @@
           <w:szCs w:val="14"/>
           <w:shd w:val="clear" w:color="auto" w:fill="B7B7B7"/>
         </w:rPr>
-        <w:t>(GPT-5-Standard) at [8/15/2025]</w:t>
+        <w:t>(GPT</w:t>
+      </w:r>
+      <w:r>
+        <w:rPr>
+          <w:rFonts w:ascii="Cambria Math" w:hAnsi="Cambria Math" w:cs="Cambria Math"/>
+          <w:b/>
+          <w:sz w:val="14"/>
+          <w:szCs w:val="14"/>
+          <w:shd w:val="clear" w:color="auto" w:fill="B7B7B7"/>
+        </w:rPr>
+        <w:t>‑</w:t>
+      </w:r>
+      <w:r>
+        <w:rPr>
+          <w:b/>
+          <w:sz w:val="14"/>
+          <w:szCs w:val="14"/>
+          <w:shd w:val="clear" w:color="auto" w:fill="B7B7B7"/>
+        </w:rPr>
+        <w:t>5 Mini) at [8/15/2025]</w:t>
       </w:r>
     </w:p>
     <w:p>
@@ -422,7 +478,6 @@
           <w:sz w:val="26"/>
           <w:szCs w:val="26"/>
         </w:rPr>
-        <w:lastRenderedPageBreak/>
         <w:t>States:</w:t>
       </w:r>
     </w:p>
@@ -457,7 +512,26 @@
           <w:szCs w:val="14"/>
           <w:shd w:val="clear" w:color="auto" w:fill="B7B7B7"/>
         </w:rPr>
-        <w:t>(GPT-5-Standard) at [8/15/2025]</w:t>
+        <w:t>(GPT</w:t>
+      </w:r>
+      <w:r>
+        <w:rPr>
+          <w:rFonts w:ascii="Cambria Math" w:hAnsi="Cambria Math" w:cs="Cambria Math"/>
+          <w:b/>
+          <w:sz w:val="14"/>
+          <w:szCs w:val="14"/>
+          <w:shd w:val="clear" w:color="auto" w:fill="B7B7B7"/>
+        </w:rPr>
+        <w:t>‑</w:t>
+      </w:r>
+      <w:r>
+        <w:rPr>
+          <w:b/>
+          <w:sz w:val="14"/>
+          <w:szCs w:val="14"/>
+          <w:shd w:val="clear" w:color="auto" w:fill="B7B7B7"/>
+        </w:rPr>
+        <w:t>5 Mini) at [8/15/2025]</w:t>
       </w:r>
     </w:p>
     <w:p>
@@ -473,6 +547,7 @@
           <w:rFonts w:ascii="Roboto Mono" w:eastAsia="Roboto Mono" w:hAnsi="Roboto Mono" w:cs="Roboto Mono"/>
           <w:b/>
         </w:rPr>
+        <w:lastRenderedPageBreak/>
         <w:t>Idle</w:t>
       </w:r>
       <w:r>
@@ -628,7 +703,26 @@
           <w:szCs w:val="14"/>
           <w:shd w:val="clear" w:color="auto" w:fill="B7B7B7"/>
         </w:rPr>
-        <w:t>(GPT-5-Standard) at [8/15/2025]</w:t>
+        <w:t>(GPT</w:t>
+      </w:r>
+      <w:r>
+        <w:rPr>
+          <w:rFonts w:ascii="Cambria Math" w:hAnsi="Cambria Math" w:cs="Cambria Math"/>
+          <w:b/>
+          <w:sz w:val="14"/>
+          <w:szCs w:val="14"/>
+          <w:shd w:val="clear" w:color="auto" w:fill="B7B7B7"/>
+        </w:rPr>
+        <w:t>‑</w:t>
+      </w:r>
+      <w:r>
+        <w:rPr>
+          <w:b/>
+          <w:sz w:val="14"/>
+          <w:szCs w:val="14"/>
+          <w:shd w:val="clear" w:color="auto" w:fill="B7B7B7"/>
+        </w:rPr>
+        <w:t>5 Mini) at [8/15/2025]</w:t>
       </w:r>
     </w:p>
     <w:p>
@@ -770,7 +864,7 @@
     </w:p>
     <w:p>
       <w:r>
-        <w:pict w14:anchorId="6878E20F">
+        <w:pict w14:anchorId="153D3DA9">
           <v:rect id="_x0000_i1027" style="width:0;height:1.5pt" o:hralign="center" o:hrstd="t" o:hr="t" fillcolor="#a0a0a0" stroked="f"/>
         </w:pict>
       </w:r>
@@ -780,7 +874,6 @@
         <w:pStyle w:val="Heading2"/>
         <w:keepNext w:val="0"/>
         <w:keepLines w:val="0"/>
-        <w:spacing w:after="80"/>
         <w:rPr>
           <w:b/>
           <w:sz w:val="34"/>
@@ -829,7 +922,26 @@
           <w:szCs w:val="14"/>
           <w:shd w:val="clear" w:color="auto" w:fill="B7B7B7"/>
         </w:rPr>
-        <w:t>(GPT-5-Standard) at [8/15/2025]</w:t>
+        <w:t>(GPT</w:t>
+      </w:r>
+      <w:r>
+        <w:rPr>
+          <w:rFonts w:ascii="Cambria Math" w:hAnsi="Cambria Math" w:cs="Cambria Math"/>
+          <w:b/>
+          <w:sz w:val="14"/>
+          <w:szCs w:val="14"/>
+          <w:shd w:val="clear" w:color="auto" w:fill="B7B7B7"/>
+        </w:rPr>
+        <w:t>‑</w:t>
+      </w:r>
+      <w:r>
+        <w:rPr>
+          <w:b/>
+          <w:sz w:val="14"/>
+          <w:szCs w:val="14"/>
+          <w:shd w:val="clear" w:color="auto" w:fill="B7B7B7"/>
+        </w:rPr>
+        <w:t>5 Mini) at [8/15/2025]</w:t>
       </w:r>
     </w:p>
     <w:p>
@@ -939,7 +1051,6 @@
           <w:rFonts w:ascii="Roboto Mono" w:eastAsia="Roboto Mono" w:hAnsi="Roboto Mono" w:cs="Roboto Mono"/>
           <w:b/>
         </w:rPr>
-        <w:lastRenderedPageBreak/>
         <w:t>Transitions</w:t>
       </w:r>
       <w:r>
@@ -1022,6 +1133,7 @@
           <w:rFonts w:ascii="Roboto Mono" w:eastAsia="Roboto Mono" w:hAnsi="Roboto Mono" w:cs="Roboto Mono"/>
           <w:b/>
         </w:rPr>
+        <w:lastRenderedPageBreak/>
         <w:t>Actions</w:t>
       </w:r>
       <w:r>
@@ -1039,7 +1151,7 @@
     </w:p>
     <w:p>
       <w:r>
-        <w:pict w14:anchorId="00855ADB">
+        <w:pict w14:anchorId="697333EA">
           <v:rect id="_x0000_i1028" style="width:0;height:1.5pt" o:hralign="center" o:hrstd="t" o:hr="t" fillcolor="#a0a0a0" stroked="f"/>
         </w:pict>
       </w:r>
@@ -1087,7 +1199,26 @@
           <w:szCs w:val="14"/>
           <w:shd w:val="clear" w:color="auto" w:fill="B7B7B7"/>
         </w:rPr>
-        <w:t>(GPT-5-Standard) at [8/15/2025]</w:t>
+        <w:t>(GPT</w:t>
+      </w:r>
+      <w:r>
+        <w:rPr>
+          <w:rFonts w:ascii="Cambria Math" w:hAnsi="Cambria Math" w:cs="Cambria Math"/>
+          <w:b/>
+          <w:sz w:val="14"/>
+          <w:szCs w:val="14"/>
+          <w:shd w:val="clear" w:color="auto" w:fill="B7B7B7"/>
+        </w:rPr>
+        <w:t>‑</w:t>
+      </w:r>
+      <w:r>
+        <w:rPr>
+          <w:b/>
+          <w:sz w:val="14"/>
+          <w:szCs w:val="14"/>
+          <w:shd w:val="clear" w:color="auto" w:fill="B7B7B7"/>
+        </w:rPr>
+        <w:t>5 Mini) at [8/15/2025]</w:t>
       </w:r>
     </w:p>
     <w:p>
@@ -1096,7 +1227,7 @@
           <w:noProof/>
         </w:rPr>
         <w:drawing>
-          <wp:inline distT="114300" distB="114300" distL="114300" distR="114300" wp14:anchorId="16FB2B46" wp14:editId="3CB7DA3F">
+          <wp:inline distT="114300" distB="114300" distL="114300" distR="114300" wp14:anchorId="06663353" wp14:editId="19CB9CEB">
             <wp:extent cx="5943600" cy="1841500"/>
             <wp:effectExtent l="0" t="0" r="0" b="0"/>
             <wp:docPr id="1" name="image1.png"/>
@@ -1134,9 +1265,7 @@
     </w:p>
     <w:tbl>
       <w:tblPr>
-        <w:tblStyle w:val="a"/>
         <w:tblW w:w="4780" w:type="dxa"/>
-        <w:tblInd w:w="0" w:type="dxa"/>
         <w:tblBorders>
           <w:top w:val="nil"/>
           <w:left w:val="nil"/>
@@ -1516,7 +1645,6 @@
                 <w:rFonts w:ascii="Roboto Mono" w:eastAsia="Roboto Mono" w:hAnsi="Roboto Mono" w:cs="Roboto Mono"/>
                 <w:b/>
               </w:rPr>
-              <w:lastRenderedPageBreak/>
               <w:t>Bullseye circle</w:t>
             </w:r>
           </w:p>
@@ -1555,7 +1683,7 @@
     </w:tbl>
     <w:p>
       <w:r>
-        <w:pict w14:anchorId="743C829B">
+        <w:pict w14:anchorId="039B88B4">
           <v:rect id="_x0000_i1029" style="width:0;height:1.5pt" o:hralign="center" o:hrstd="t" o:hr="t" fillcolor="#a0a0a0" stroked="f"/>
         </w:pict>
       </w:r>
@@ -1603,7 +1731,26 @@
           <w:szCs w:val="14"/>
           <w:shd w:val="clear" w:color="auto" w:fill="B7B7B7"/>
         </w:rPr>
-        <w:t>(GPT-5-Standard) at [8/15/2025]</w:t>
+        <w:t>(GPT</w:t>
+      </w:r>
+      <w:r>
+        <w:rPr>
+          <w:rFonts w:ascii="Cambria Math" w:hAnsi="Cambria Math" w:cs="Cambria Math"/>
+          <w:b/>
+          <w:sz w:val="14"/>
+          <w:szCs w:val="14"/>
+          <w:shd w:val="clear" w:color="auto" w:fill="B7B7B7"/>
+        </w:rPr>
+        <w:t>‑</w:t>
+      </w:r>
+      <w:r>
+        <w:rPr>
+          <w:b/>
+          <w:sz w:val="14"/>
+          <w:szCs w:val="14"/>
+          <w:shd w:val="clear" w:color="auto" w:fill="B7B7B7"/>
+        </w:rPr>
+        <w:t>5 Mini) at [8/15/2025]</w:t>
       </w:r>
     </w:p>
     <w:p>
@@ -1664,6 +1811,7 @@
         <w:rPr>
           <w:rFonts w:ascii="Roboto Mono" w:eastAsia="Roboto Mono" w:hAnsi="Roboto Mono" w:cs="Roboto Mono"/>
         </w:rPr>
+        <w:lastRenderedPageBreak/>
         <w:t>Idle</w:t>
       </w:r>
       <w:r>
@@ -1949,9 +2097,8 @@
           <w:b/>
           <w:noProof/>
         </w:rPr>
-        <w:lastRenderedPageBreak/>
         <w:drawing>
-          <wp:inline distT="114300" distB="114300" distL="114300" distR="114300" wp14:anchorId="506B630D" wp14:editId="42C3D58B">
+          <wp:inline distT="114300" distB="114300" distL="114300" distR="114300" wp14:anchorId="334FABD4" wp14:editId="127FB04C">
             <wp:extent cx="5943600" cy="850900"/>
             <wp:effectExtent l="0" t="0" r="0" b="0"/>
             <wp:docPr id="2" name="image4.png"/>
@@ -2003,7 +2150,7 @@
     <w:p/>
     <w:p>
       <w:r>
-        <w:pict w14:anchorId="6DE41DF2">
+        <w:pict w14:anchorId="00D81C10">
           <v:rect id="_x0000_i1030" style="width:0;height:1.5pt" o:hralign="center" o:hrstd="t" o:hr="t" fillcolor="#a0a0a0" stroked="f"/>
         </w:pict>
       </w:r>
@@ -2051,7 +2198,26 @@
           <w:szCs w:val="14"/>
           <w:shd w:val="clear" w:color="auto" w:fill="B7B7B7"/>
         </w:rPr>
-        <w:t>(GPT-5-Standard) at [8/15/2025]</w:t>
+        <w:t>(GPT</w:t>
+      </w:r>
+      <w:r>
+        <w:rPr>
+          <w:rFonts w:ascii="Cambria Math" w:hAnsi="Cambria Math" w:cs="Cambria Math"/>
+          <w:b/>
+          <w:sz w:val="14"/>
+          <w:szCs w:val="14"/>
+          <w:shd w:val="clear" w:color="auto" w:fill="B7B7B7"/>
+        </w:rPr>
+        <w:t>‑</w:t>
+      </w:r>
+      <w:r>
+        <w:rPr>
+          <w:b/>
+          <w:sz w:val="14"/>
+          <w:szCs w:val="14"/>
+          <w:shd w:val="clear" w:color="auto" w:fill="B7B7B7"/>
+        </w:rPr>
+        <w:t>5 Mini) at [8/15/2025]</w:t>
       </w:r>
     </w:p>
     <w:p>
@@ -2093,6 +2259,7 @@
         <w:rPr>
           <w:rFonts w:ascii="Roboto Mono" w:eastAsia="Roboto Mono" w:hAnsi="Roboto Mono" w:cs="Roboto Mono"/>
         </w:rPr>
+        <w:lastRenderedPageBreak/>
         <w:t xml:space="preserve">Identify </w:t>
       </w:r>
       <w:r>
@@ -2181,7 +2348,7 @@
     </w:p>
     <w:p>
       <w:r>
-        <w:pict w14:anchorId="635DAEB2">
+        <w:pict w14:anchorId="7DB94DE7">
           <v:rect id="_x0000_i1031" style="width:0;height:1.5pt" o:hralign="center" o:hrstd="t" o:hr="t" fillcolor="#a0a0a0" stroked="f"/>
         </w:pict>
       </w:r>
@@ -2229,7 +2396,26 @@
           <w:szCs w:val="14"/>
           <w:shd w:val="clear" w:color="auto" w:fill="B7B7B7"/>
         </w:rPr>
-        <w:t>(GPT-5-Standard) at [8/15/2025]</w:t>
+        <w:t>(GPT</w:t>
+      </w:r>
+      <w:r>
+        <w:rPr>
+          <w:rFonts w:ascii="Cambria Math" w:hAnsi="Cambria Math" w:cs="Cambria Math"/>
+          <w:b/>
+          <w:sz w:val="14"/>
+          <w:szCs w:val="14"/>
+          <w:shd w:val="clear" w:color="auto" w:fill="B7B7B7"/>
+        </w:rPr>
+        <w:t>‑</w:t>
+      </w:r>
+      <w:r>
+        <w:rPr>
+          <w:b/>
+          <w:sz w:val="14"/>
+          <w:szCs w:val="14"/>
+          <w:shd w:val="clear" w:color="auto" w:fill="B7B7B7"/>
+        </w:rPr>
+        <w:t>5 Mini) at [8/15/2025]</w:t>
       </w:r>
     </w:p>
     <w:p>
@@ -2301,7 +2487,7 @@
     </w:p>
     <w:p>
       <w:r>
-        <w:pict w14:anchorId="1C03BE27">
+        <w:pict w14:anchorId="48EE8AAF">
           <v:rect id="_x0000_i1032" style="width:0;height:1.5pt" o:hralign="center" o:hrstd="t" o:hr="t" fillcolor="#a0a0a0" stroked="f"/>
         </w:pict>
       </w:r>
@@ -2348,7 +2534,26 @@
           <w:szCs w:val="14"/>
           <w:shd w:val="clear" w:color="auto" w:fill="B7B7B7"/>
         </w:rPr>
-        <w:t>(GPT-5-Standard) at [8/15/2025]</w:t>
+        <w:t>(GPT</w:t>
+      </w:r>
+      <w:r>
+        <w:rPr>
+          <w:rFonts w:ascii="Cambria Math" w:hAnsi="Cambria Math" w:cs="Cambria Math"/>
+          <w:b/>
+          <w:sz w:val="14"/>
+          <w:szCs w:val="14"/>
+          <w:shd w:val="clear" w:color="auto" w:fill="B7B7B7"/>
+        </w:rPr>
+        <w:t>‑</w:t>
+      </w:r>
+      <w:r>
+        <w:rPr>
+          <w:b/>
+          <w:sz w:val="14"/>
+          <w:szCs w:val="14"/>
+          <w:shd w:val="clear" w:color="auto" w:fill="B7B7B7"/>
+        </w:rPr>
+        <w:t>5 Mini) at [8/15/2025]</w:t>
       </w:r>
     </w:p>
     <w:p>
@@ -2362,9 +2567,8 @@
           <w:rFonts w:ascii="Roboto Mono" w:eastAsia="Roboto Mono" w:hAnsi="Roboto Mono" w:cs="Roboto Mono"/>
           <w:noProof/>
         </w:rPr>
-        <w:lastRenderedPageBreak/>
         <w:drawing>
-          <wp:inline distT="114300" distB="114300" distL="114300" distR="114300" wp14:anchorId="56A2AFB0" wp14:editId="3A3AE4C1">
+          <wp:inline distT="114300" distB="114300" distL="114300" distR="114300" wp14:anchorId="479B03A3" wp14:editId="20E76E9E">
             <wp:extent cx="5943600" cy="1117600"/>
             <wp:effectExtent l="0" t="0" r="0" b="0"/>
             <wp:docPr id="4" name="image5.png"/>
@@ -2447,10 +2651,7 @@
       <w:bookmarkStart w:id="12" w:name="_dchu32h2cfp1" w:colFirst="0" w:colLast="0"/>
       <w:bookmarkEnd w:id="12"/>
       <w:r>
-        <w:t>State Matrix</w:t>
-      </w:r>
-      <w:r>
-        <w:t xml:space="preserve"> (</w:t>
+        <w:t>State Matrix (</w:t>
       </w:r>
       <w:r>
         <w:t>State Table</w:t>
@@ -2490,7 +2691,26 @@
           <w:szCs w:val="14"/>
           <w:shd w:val="clear" w:color="auto" w:fill="B7B7B7"/>
         </w:rPr>
-        <w:t>(GPT-5-Standard) at [8/15/2025]</w:t>
+        <w:t>(GPT</w:t>
+      </w:r>
+      <w:r>
+        <w:rPr>
+          <w:rFonts w:ascii="Cambria Math" w:hAnsi="Cambria Math" w:cs="Cambria Math"/>
+          <w:b/>
+          <w:sz w:val="14"/>
+          <w:szCs w:val="14"/>
+          <w:shd w:val="clear" w:color="auto" w:fill="B7B7B7"/>
+        </w:rPr>
+        <w:t>‑</w:t>
+      </w:r>
+      <w:r>
+        <w:rPr>
+          <w:b/>
+          <w:sz w:val="14"/>
+          <w:szCs w:val="14"/>
+          <w:shd w:val="clear" w:color="auto" w:fill="B7B7B7"/>
+        </w:rPr>
+        <w:t>5 Mini) at [8/15/2025]</w:t>
       </w:r>
     </w:p>
     <w:p>
@@ -2504,6 +2724,7 @@
         <w:rPr>
           <w:rFonts w:ascii="Roboto Mono" w:eastAsia="Roboto Mono" w:hAnsi="Roboto Mono" w:cs="Roboto Mono"/>
         </w:rPr>
+        <w:lastRenderedPageBreak/>
         <w:t xml:space="preserve">A </w:t>
       </w:r>
       <w:r>
@@ -2682,7 +2903,7 @@
     </w:p>
     <w:p>
       <w:r>
-        <w:pict w14:anchorId="00669696">
+        <w:pict w14:anchorId="024B3305">
           <v:rect id="_x0000_i1033" style="width:0;height:1.5pt" o:hralign="center" o:hrstd="t" o:hr="t" fillcolor="#a0a0a0" stroked="f"/>
         </w:pict>
       </w:r>
@@ -2733,7 +2954,26 @@
           <w:szCs w:val="14"/>
           <w:shd w:val="clear" w:color="auto" w:fill="B7B7B7"/>
         </w:rPr>
-        <w:t>(GPT-5-Standard) at [8/15/2025]</w:t>
+        <w:t>(GPT</w:t>
+      </w:r>
+      <w:r>
+        <w:rPr>
+          <w:rFonts w:ascii="Cambria Math" w:hAnsi="Cambria Math" w:cs="Cambria Math"/>
+          <w:b/>
+          <w:sz w:val="14"/>
+          <w:szCs w:val="14"/>
+          <w:shd w:val="clear" w:color="auto" w:fill="B7B7B7"/>
+        </w:rPr>
+        <w:t>‑</w:t>
+      </w:r>
+      <w:r>
+        <w:rPr>
+          <w:b/>
+          <w:sz w:val="14"/>
+          <w:szCs w:val="14"/>
+          <w:shd w:val="clear" w:color="auto" w:fill="B7B7B7"/>
+        </w:rPr>
+        <w:t>5 Mini) at [8/15/2025]</w:t>
       </w:r>
     </w:p>
     <w:p>
@@ -2741,9 +2981,8 @@
         <w:rPr>
           <w:noProof/>
         </w:rPr>
-        <w:lastRenderedPageBreak/>
         <w:drawing>
-          <wp:inline distT="114300" distB="114300" distL="114300" distR="114300" wp14:anchorId="7AAB9D21" wp14:editId="24B7F460">
+          <wp:inline distT="114300" distB="114300" distL="114300" distR="114300" wp14:anchorId="698B542D" wp14:editId="212925B4">
             <wp:extent cx="5943600" cy="1511300"/>
             <wp:effectExtent l="0" t="0" r="0" b="0"/>
             <wp:docPr id="5" name="image3.png"/>
@@ -2781,9 +3020,7 @@
     </w:p>
     <w:tbl>
       <w:tblPr>
-        <w:tblStyle w:val="a0"/>
         <w:tblW w:w="8180" w:type="dxa"/>
-        <w:tblInd w:w="0" w:type="dxa"/>
         <w:tblBorders>
           <w:top w:val="nil"/>
           <w:left w:val="nil"/>
@@ -3293,7 +3530,7 @@
     </w:tbl>
     <w:p>
       <w:r>
-        <w:pict w14:anchorId="4026D2A1">
+        <w:pict w14:anchorId="19F0F952">
           <v:rect id="_x0000_i1034" style="width:0;height:1.5pt" o:hralign="center" o:hrstd="t" o:hr="t" fillcolor="#a0a0a0" stroked="f"/>
         </w:pict>
       </w:r>
@@ -3310,6 +3547,7 @@
         <w:rPr>
           <w:rFonts w:ascii="Andika" w:eastAsia="Andika" w:hAnsi="Andika" w:cs="Andika"/>
         </w:rPr>
+        <w:lastRenderedPageBreak/>
         <w:t>2️⃣ Example – Simple Turnstile</w:t>
       </w:r>
     </w:p>
@@ -3344,7 +3582,26 @@
           <w:szCs w:val="14"/>
           <w:shd w:val="clear" w:color="auto" w:fill="B7B7B7"/>
         </w:rPr>
-        <w:t>(GPT-5-Standard) at [8/15/2025]</w:t>
+        <w:t>(GPT</w:t>
+      </w:r>
+      <w:r>
+        <w:rPr>
+          <w:rFonts w:ascii="Cambria Math" w:hAnsi="Cambria Math" w:cs="Cambria Math"/>
+          <w:b/>
+          <w:sz w:val="14"/>
+          <w:szCs w:val="14"/>
+          <w:shd w:val="clear" w:color="auto" w:fill="B7B7B7"/>
+        </w:rPr>
+        <w:t>‑</w:t>
+      </w:r>
+      <w:r>
+        <w:rPr>
+          <w:b/>
+          <w:sz w:val="14"/>
+          <w:szCs w:val="14"/>
+          <w:shd w:val="clear" w:color="auto" w:fill="B7B7B7"/>
+        </w:rPr>
+        <w:t>5 Mini) at [8/15/2025]</w:t>
       </w:r>
     </w:p>
     <w:p>
@@ -3421,7 +3678,7 @@
           <w:noProof/>
         </w:rPr>
         <w:drawing>
-          <wp:inline distT="114300" distB="114300" distL="114300" distR="114300" wp14:anchorId="2C6B3678" wp14:editId="2815541D">
+          <wp:inline distT="114300" distB="114300" distL="114300" distR="114300" wp14:anchorId="42983EAF" wp14:editId="65A9A6AC">
             <wp:extent cx="5943600" cy="1574800"/>
             <wp:effectExtent l="0" t="0" r="0" b="0"/>
             <wp:docPr id="3" name="image2.png"/>
@@ -3459,9 +3716,7 @@
     </w:p>
     <w:tbl>
       <w:tblPr>
-        <w:tblStyle w:val="a1"/>
         <w:tblW w:w="5630" w:type="dxa"/>
-        <w:tblInd w:w="0" w:type="dxa"/>
         <w:tblBorders>
           <w:top w:val="nil"/>
           <w:left w:val="nil"/>
@@ -3642,7 +3897,6 @@
               <w:rPr>
                 <w:rFonts w:ascii="Roboto Mono" w:eastAsia="Roboto Mono" w:hAnsi="Roboto Mono" w:cs="Roboto Mono"/>
               </w:rPr>
-              <w:lastRenderedPageBreak/>
               <w:t>Locked</w:t>
             </w:r>
           </w:p>
@@ -4116,7 +4370,7 @@
     </w:tbl>
     <w:p>
       <w:r>
-        <w:pict w14:anchorId="5548B10E">
+        <w:pict w14:anchorId="4C99829A">
           <v:rect id="_x0000_i1035" style="width:0;height:1.5pt" o:hralign="center" o:hrstd="t" o:hr="t" fillcolor="#a0a0a0" stroked="f"/>
         </w:pict>
       </w:r>
@@ -4167,7 +4421,26 @@
           <w:szCs w:val="14"/>
           <w:shd w:val="clear" w:color="auto" w:fill="B7B7B7"/>
         </w:rPr>
-        <w:t>(GPT-5-Standard) at [8/15/2025]</w:t>
+        <w:t>(GPT</w:t>
+      </w:r>
+      <w:r>
+        <w:rPr>
+          <w:rFonts w:ascii="Cambria Math" w:hAnsi="Cambria Math" w:cs="Cambria Math"/>
+          <w:b/>
+          <w:sz w:val="14"/>
+          <w:szCs w:val="14"/>
+          <w:shd w:val="clear" w:color="auto" w:fill="B7B7B7"/>
+        </w:rPr>
+        <w:t>‑</w:t>
+      </w:r>
+      <w:r>
+        <w:rPr>
+          <w:b/>
+          <w:sz w:val="14"/>
+          <w:szCs w:val="14"/>
+          <w:shd w:val="clear" w:color="auto" w:fill="B7B7B7"/>
+        </w:rPr>
+        <w:t>5 Mini) at [8/15/2025]</w:t>
       </w:r>
     </w:p>
     <w:p>
@@ -4254,7 +4527,8 @@
     </w:p>
     <w:p>
       <w:r>
-        <w:pict w14:anchorId="60BD3BBA">
+        <w:lastRenderedPageBreak/>
+        <w:pict w14:anchorId="38342730">
           <v:rect id="_x0000_i1036" style="width:0;height:1.5pt" o:hralign="center" o:hrstd="t" o:hr="t" fillcolor="#a0a0a0" stroked="f"/>
         </w:pict>
       </w:r>
@@ -4264,7 +4538,6 @@
         <w:pStyle w:val="Heading2"/>
         <w:keepNext w:val="0"/>
         <w:keepLines w:val="0"/>
-        <w:spacing w:after="80"/>
         <w:rPr>
           <w:b/>
           <w:sz w:val="34"/>
@@ -4313,7 +4586,26 @@
           <w:szCs w:val="14"/>
           <w:shd w:val="clear" w:color="auto" w:fill="B7B7B7"/>
         </w:rPr>
-        <w:t>(GPT-5-Standard) at [8/15/2025]</w:t>
+        <w:t>(GPT</w:t>
+      </w:r>
+      <w:r>
+        <w:rPr>
+          <w:rFonts w:ascii="Cambria Math" w:hAnsi="Cambria Math" w:cs="Cambria Math"/>
+          <w:b/>
+          <w:sz w:val="14"/>
+          <w:szCs w:val="14"/>
+          <w:shd w:val="clear" w:color="auto" w:fill="B7B7B7"/>
+        </w:rPr>
+        <w:t>‑</w:t>
+      </w:r>
+      <w:r>
+        <w:rPr>
+          <w:b/>
+          <w:sz w:val="14"/>
+          <w:szCs w:val="14"/>
+          <w:shd w:val="clear" w:color="auto" w:fill="B7B7B7"/>
+        </w:rPr>
+        <w:t>5 Mini) at [8/15/2025]</w:t>
       </w:r>
     </w:p>
     <w:p>
@@ -4440,7 +4732,6 @@
         <w:rPr>
           <w:rFonts w:ascii="Nova Mono" w:eastAsia="Nova Mono" w:hAnsi="Nova Mono" w:cs="Nova Mono"/>
         </w:rPr>
-        <w:lastRenderedPageBreak/>
         <w:t>Card Inserted → Enter correct PIN → Authenticated (valid)</w:t>
       </w:r>
       <w:r>
@@ -4493,7 +4784,7 @@
     </w:p>
     <w:p>
       <w:r>
-        <w:pict w14:anchorId="56A94003">
+        <w:pict w14:anchorId="43D01CBA">
           <v:rect id="_x0000_i1037" style="width:0;height:1.5pt" o:hralign="center" o:hrstd="t" o:hr="t" fillcolor="#a0a0a0" stroked="f"/>
         </w:pict>
       </w:r>
@@ -4503,7 +4794,6 @@
         <w:pStyle w:val="Heading2"/>
         <w:keepNext w:val="0"/>
         <w:keepLines w:val="0"/>
-        <w:spacing w:after="80"/>
         <w:rPr>
           <w:b/>
           <w:sz w:val="34"/>
@@ -4552,7 +4842,26 @@
           <w:szCs w:val="14"/>
           <w:shd w:val="clear" w:color="auto" w:fill="B7B7B7"/>
         </w:rPr>
-        <w:t>(GPT-5-Standard) at [8/15/2025]</w:t>
+        <w:t>(GPT</w:t>
+      </w:r>
+      <w:r>
+        <w:rPr>
+          <w:rFonts w:ascii="Cambria Math" w:hAnsi="Cambria Math" w:cs="Cambria Math"/>
+          <w:b/>
+          <w:sz w:val="14"/>
+          <w:szCs w:val="14"/>
+          <w:shd w:val="clear" w:color="auto" w:fill="B7B7B7"/>
+        </w:rPr>
+        <w:t>‑</w:t>
+      </w:r>
+      <w:r>
+        <w:rPr>
+          <w:b/>
+          <w:sz w:val="14"/>
+          <w:szCs w:val="14"/>
+          <w:shd w:val="clear" w:color="auto" w:fill="B7B7B7"/>
+        </w:rPr>
+        <w:t>5 Mini) at [8/15/2025]</w:t>
       </w:r>
     </w:p>
     <w:p>
@@ -4699,7 +5008,8 @@
     </w:p>
     <w:p>
       <w:r>
-        <w:pict w14:anchorId="36098D14">
+        <w:lastRenderedPageBreak/>
+        <w:pict w14:anchorId="21EADF91">
           <v:rect id="_x0000_i1038" style="width:0;height:1.5pt" o:hralign="center" o:hrstd="t" o:hr="t" fillcolor="#a0a0a0" stroked="f"/>
         </w:pict>
       </w:r>
@@ -4743,7 +5053,26 @@
           <w:szCs w:val="14"/>
           <w:shd w:val="clear" w:color="auto" w:fill="B7B7B7"/>
         </w:rPr>
-        <w:t>(GPT-5-Standard) at [9/13/2025]</w:t>
+        <w:t>(GPT</w:t>
+      </w:r>
+      <w:r>
+        <w:rPr>
+          <w:rFonts w:ascii="Cambria Math" w:hAnsi="Cambria Math" w:cs="Cambria Math"/>
+          <w:b/>
+          <w:sz w:val="14"/>
+          <w:szCs w:val="14"/>
+          <w:shd w:val="clear" w:color="auto" w:fill="B7B7B7"/>
+        </w:rPr>
+        <w:t>‑</w:t>
+      </w:r>
+      <w:r>
+        <w:rPr>
+          <w:b/>
+          <w:sz w:val="14"/>
+          <w:szCs w:val="14"/>
+          <w:shd w:val="clear" w:color="auto" w:fill="B7B7B7"/>
+        </w:rPr>
+        <w:t>5 Mini) at [9/13/2025]</w:t>
       </w:r>
     </w:p>
     <w:p>
@@ -4890,8 +5219,8 @@
           <w:rFonts w:ascii="Roboto Mono" w:hAnsi="Roboto Mono"/>
           <w:lang w:val="en-US"/>
         </w:rPr>
-        <w:pict w14:anchorId="618B0521">
-          <v:rect id="_x0000_i1129" style="width:0;height:1.5pt" o:hralign="center" o:hrstd="t" o:hr="t" fillcolor="#a0a0a0" stroked="f"/>
+        <w:pict w14:anchorId="4A8F88E7">
+          <v:rect id="_x0000_i1039" style="width:0;height:1.5pt" o:hralign="center" o:hrstd="t" o:hr="t" fillcolor="#a0a0a0" stroked="f"/>
         </w:pict>
       </w:r>
     </w:p>
@@ -4941,7 +5270,6 @@
           <w:bCs/>
           <w:lang w:val="en-US"/>
         </w:rPr>
-        <w:lastRenderedPageBreak/>
         <w:t>Definition</w:t>
       </w:r>
       <w:r>
@@ -5048,7 +5376,7 @@
           <w:noProof/>
         </w:rPr>
         <w:drawing>
-          <wp:inline distT="0" distB="0" distL="0" distR="0" wp14:anchorId="1F0C821A" wp14:editId="3DE7F071">
+          <wp:inline distT="0" distB="0" distL="0" distR="0" wp14:anchorId="386C124A" wp14:editId="250679C0">
             <wp:extent cx="4019550" cy="876300"/>
             <wp:effectExtent l="0" t="0" r="0" b="0"/>
             <wp:docPr id="461565557" name="Picture 1"/>
@@ -5111,8 +5439,8 @@
           <w:rFonts w:ascii="Roboto Mono" w:hAnsi="Roboto Mono"/>
           <w:lang w:val="en-US"/>
         </w:rPr>
-        <w:pict w14:anchorId="2D50B27C">
-          <v:rect id="_x0000_i1130" style="width:0;height:1.5pt" o:hralign="center" o:hrstd="t" o:hr="t" fillcolor="#a0a0a0" stroked="f"/>
+        <w:pict w14:anchorId="7F83EDD7">
+          <v:rect id="_x0000_i1040" style="width:0;height:1.5pt" o:hralign="center" o:hrstd="t" o:hr="t" fillcolor="#a0a0a0" stroked="f"/>
         </w:pict>
       </w:r>
     </w:p>
@@ -5328,7 +5656,7 @@
           <w:noProof/>
         </w:rPr>
         <w:drawing>
-          <wp:inline distT="0" distB="0" distL="0" distR="0" wp14:anchorId="7608C497" wp14:editId="496ADE0D">
+          <wp:inline distT="0" distB="0" distL="0" distR="0" wp14:anchorId="04797E90" wp14:editId="43F91C8D">
             <wp:extent cx="5124450" cy="723900"/>
             <wp:effectExtent l="0" t="0" r="0" b="0"/>
             <wp:docPr id="2045471642" name="Picture 1"/>
@@ -5391,8 +5719,9 @@
           <w:rFonts w:ascii="Roboto Mono" w:hAnsi="Roboto Mono"/>
           <w:lang w:val="en-US"/>
         </w:rPr>
-        <w:pict w14:anchorId="0BDBFD51">
-          <v:rect id="_x0000_i1131" style="width:0;height:1.5pt" o:hralign="center" o:hrstd="t" o:hr="t" fillcolor="#a0a0a0" stroked="f"/>
+        <w:lastRenderedPageBreak/>
+        <w:pict w14:anchorId="03484ED7">
+          <v:rect id="_x0000_i1041" style="width:0;height:1.5pt" o:hralign="center" o:hrstd="t" o:hr="t" fillcolor="#a0a0a0" stroked="f"/>
         </w:pict>
       </w:r>
     </w:p>
@@ -5624,7 +5953,7 @@
           <w:noProof/>
         </w:rPr>
         <w:drawing>
-          <wp:inline distT="0" distB="0" distL="0" distR="0" wp14:anchorId="79DF0286" wp14:editId="5CB5AD34">
+          <wp:inline distT="0" distB="0" distL="0" distR="0" wp14:anchorId="46C91694" wp14:editId="2B73FEF0">
             <wp:extent cx="5943600" cy="712470"/>
             <wp:effectExtent l="0" t="0" r="0" b="0"/>
             <wp:docPr id="1947300841" name="Picture 1"/>
@@ -5672,7 +6001,6 @@
           <w:rFonts w:ascii="Roboto Mono" w:hAnsi="Roboto Mono"/>
           <w:lang w:val="en-US"/>
         </w:rPr>
-        <w:lastRenderedPageBreak/>
         <w:t xml:space="preserve">Coverage %=(Valid + Invalid transitions exercised)Total (Valid + Invalid transitions)×100\text{Coverage \%} = \frac{\text{(Valid + Invalid transitions exercised)}}{\text{Total (Valid + Invalid transitions)}} \times 100 </w:t>
       </w:r>
     </w:p>
@@ -5688,8 +6016,8 @@
           <w:rFonts w:ascii="Roboto Mono" w:hAnsi="Roboto Mono"/>
           <w:lang w:val="en-US"/>
         </w:rPr>
-        <w:pict w14:anchorId="1191BDBB">
-          <v:rect id="_x0000_i1132" style="width:0;height:1.5pt" o:hralign="center" o:hrstd="t" o:hr="t" fillcolor="#a0a0a0" stroked="f"/>
+        <w:pict w14:anchorId="080539CB">
+          <v:rect id="_x0000_i1042" style="width:0;height:1.5pt" o:hralign="center" o:hrstd="t" o:hr="t" fillcolor="#a0a0a0" stroked="f"/>
         </w:pict>
       </w:r>
     </w:p>
@@ -5866,8 +6194,8 @@
           <w:rFonts w:ascii="Roboto Mono" w:hAnsi="Roboto Mono"/>
           <w:lang w:val="en-US"/>
         </w:rPr>
-        <w:pict w14:anchorId="1F287658">
-          <v:rect id="_x0000_i1133" style="width:0;height:1.5pt" o:hralign="center" o:hrstd="t" o:hr="t" fillcolor="#a0a0a0" stroked="f"/>
+        <w:pict w14:anchorId="4B86D041">
+          <v:rect id="_x0000_i1043" style="width:0;height:1.5pt" o:hralign="center" o:hrstd="t" o:hr="t" fillcolor="#a0a0a0" stroked="f"/>
         </w:pict>
       </w:r>
     </w:p>
@@ -5878,80 +6206,8 @@
           <w:lang w:val="en-US"/>
         </w:rPr>
       </w:pPr>
-      <w:r>
-        <w:rPr>
-          <w:rFonts w:ascii="Roboto Mono" w:hAnsi="Roboto Mono"/>
-          <w:lang w:val="en-US"/>
-        </w:rPr>
-        <w:t xml:space="preserve">Would you like me to now </w:t>
-      </w:r>
-      <w:r>
-        <w:rPr>
-          <w:rFonts w:ascii="Roboto Mono" w:hAnsi="Roboto Mono"/>
-          <w:b/>
-          <w:bCs/>
-          <w:lang w:val="en-US"/>
-        </w:rPr>
-        <w:t>draw a simple state machine example</w:t>
-      </w:r>
-      <w:r>
-        <w:rPr>
-          <w:rFonts w:ascii="Roboto Mono" w:hAnsi="Roboto Mono"/>
-          <w:lang w:val="en-US"/>
-        </w:rPr>
-        <w:t xml:space="preserve"> (like ATM card states: Inserted </w:t>
-      </w:r>
-      <w:r>
-        <w:rPr>
-          <w:lang w:val="en-US"/>
-        </w:rPr>
-        <w:t>→</w:t>
-      </w:r>
-      <w:r>
-        <w:rPr>
-          <w:rFonts w:ascii="Roboto Mono" w:hAnsi="Roboto Mono"/>
-          <w:lang w:val="en-US"/>
-        </w:rPr>
-        <w:t xml:space="preserve"> Valid </w:t>
-      </w:r>
-      <w:r>
-        <w:rPr>
-          <w:lang w:val="en-US"/>
-        </w:rPr>
-        <w:t>→</w:t>
-      </w:r>
-      <w:r>
-        <w:rPr>
-          <w:rFonts w:ascii="Roboto Mono" w:hAnsi="Roboto Mono"/>
-          <w:lang w:val="en-US"/>
-        </w:rPr>
-        <w:t xml:space="preserve"> Ejected) and </w:t>
-      </w:r>
-      <w:r>
-        <w:rPr>
-          <w:rFonts w:ascii="Roboto Mono" w:hAnsi="Roboto Mono"/>
-          <w:b/>
-          <w:bCs/>
-          <w:lang w:val="en-US"/>
-        </w:rPr>
-        <w:t>show test cases that achieve each coverage type</w:t>
-      </w:r>
-      <w:r>
-        <w:rPr>
-          <w:rFonts w:ascii="Roboto Mono" w:hAnsi="Roboto Mono"/>
-          <w:lang w:val="en-US"/>
-        </w:rPr>
-        <w:t>?</w:t>
-      </w:r>
-    </w:p>
-    <w:p>
-      <w:pPr>
-        <w:rPr>
-          <w:rFonts w:ascii="Roboto Mono" w:hAnsi="Roboto Mono"/>
-          <w:lang w:val="en-US"/>
-        </w:rPr>
-      </w:pPr>
-    </w:p>
+    </w:p>
+    <w:p/>
     <w:sectPr>
       <w:pgSz w:w="12240" w:h="15840"/>
       <w:pgMar w:top="1440" w:right="1440" w:bottom="1440" w:left="1440" w:header="720" w:footer="720" w:gutter="0"/>
@@ -7972,15 +8228,17 @@
   <w:docDefaults>
     <w:rPrDefault>
       <w:rPr>
-        <w:rFonts w:ascii="Arial" w:eastAsia="Arial" w:hAnsi="Arial" w:cs="Arial"/>
-        <w:sz w:val="22"/>
-        <w:szCs w:val="22"/>
-        <w:lang w:val="en" w:eastAsia="en-US" w:bidi="ar-SA"/>
+        <w:rFonts w:asciiTheme="minorHAnsi" w:eastAsiaTheme="minorHAnsi" w:hAnsiTheme="minorHAnsi" w:cstheme="minorBidi"/>
+        <w:kern w:val="2"/>
+        <w:sz w:val="24"/>
+        <w:szCs w:val="24"/>
+        <w:lang w:val="en-US" w:eastAsia="en-US" w:bidi="ar-SA"/>
+        <w14:ligatures w14:val="standardContextual"/>
       </w:rPr>
     </w:rPrDefault>
     <w:pPrDefault>
       <w:pPr>
-        <w:spacing w:line="276" w:lineRule="auto"/>
+        <w:spacing w:after="160" w:line="278" w:lineRule="auto"/>
       </w:pPr>
     </w:pPrDefault>
   </w:docDefaults>
@@ -8365,20 +8623,36 @@
   <w:style w:type="paragraph" w:default="1" w:styleId="Normal">
     <w:name w:val="Normal"/>
     <w:qFormat/>
+    <w:rsid w:val="00851ACA"/>
+    <w:pPr>
+      <w:spacing w:after="0" w:line="276" w:lineRule="auto"/>
+    </w:pPr>
+    <w:rPr>
+      <w:rFonts w:ascii="Arial" w:eastAsia="Arial" w:hAnsi="Arial" w:cs="Arial"/>
+      <w:kern w:val="0"/>
+      <w:sz w:val="22"/>
+      <w:szCs w:val="22"/>
+      <w:lang w:val="en"/>
+      <w14:ligatures w14:val="none"/>
+    </w:rPr>
   </w:style>
   <w:style w:type="paragraph" w:styleId="Heading1">
     <w:name w:val="heading 1"/>
     <w:basedOn w:val="Normal"/>
     <w:next w:val="Normal"/>
+    <w:link w:val="Heading1Char"/>
     <w:uiPriority w:val="9"/>
     <w:qFormat/>
+    <w:rsid w:val="00392015"/>
     <w:pPr>
       <w:keepNext/>
       <w:keepLines/>
-      <w:spacing w:before="400" w:after="120"/>
+      <w:spacing w:before="360" w:after="80"/>
       <w:outlineLvl w:val="0"/>
     </w:pPr>
     <w:rPr>
+      <w:rFonts w:asciiTheme="majorHAnsi" w:eastAsiaTheme="majorEastAsia" w:hAnsiTheme="majorHAnsi" w:cstheme="majorBidi"/>
+      <w:color w:val="2F5496" w:themeColor="accent1" w:themeShade="BF"/>
       <w:sz w:val="40"/>
       <w:szCs w:val="40"/>
     </w:rPr>
@@ -8391,13 +8665,16 @@
     <w:uiPriority w:val="9"/>
     <w:unhideWhenUsed/>
     <w:qFormat/>
+    <w:rsid w:val="00392015"/>
     <w:pPr>
       <w:keepNext/>
       <w:keepLines/>
-      <w:spacing w:before="360" w:after="120"/>
+      <w:spacing w:before="160" w:after="80"/>
       <w:outlineLvl w:val="1"/>
     </w:pPr>
     <w:rPr>
+      <w:rFonts w:asciiTheme="majorHAnsi" w:eastAsiaTheme="majorEastAsia" w:hAnsiTheme="majorHAnsi" w:cstheme="majorBidi"/>
+      <w:color w:val="2F5496" w:themeColor="accent1" w:themeShade="BF"/>
       <w:sz w:val="32"/>
       <w:szCs w:val="32"/>
     </w:rPr>
@@ -8406,17 +8683,20 @@
     <w:name w:val="heading 3"/>
     <w:basedOn w:val="Normal"/>
     <w:next w:val="Normal"/>
+    <w:link w:val="Heading3Char"/>
     <w:uiPriority w:val="9"/>
     <w:unhideWhenUsed/>
     <w:qFormat/>
+    <w:rsid w:val="00392015"/>
     <w:pPr>
       <w:keepNext/>
       <w:keepLines/>
-      <w:spacing w:before="320" w:after="80"/>
+      <w:spacing w:before="160" w:after="80"/>
       <w:outlineLvl w:val="2"/>
     </w:pPr>
     <w:rPr>
-      <w:color w:val="434343"/>
+      <w:rFonts w:eastAsiaTheme="majorEastAsia" w:cstheme="majorBidi"/>
+      <w:color w:val="2F5496" w:themeColor="accent1" w:themeShade="BF"/>
       <w:sz w:val="28"/>
       <w:szCs w:val="28"/>
     </w:rPr>
@@ -8425,62 +8705,136 @@
     <w:name w:val="heading 4"/>
     <w:basedOn w:val="Normal"/>
     <w:next w:val="Normal"/>
+    <w:link w:val="Heading4Char"/>
     <w:uiPriority w:val="9"/>
     <w:semiHidden/>
     <w:unhideWhenUsed/>
     <w:qFormat/>
+    <w:rsid w:val="00392015"/>
     <w:pPr>
       <w:keepNext/>
       <w:keepLines/>
-      <w:spacing w:before="280" w:after="80"/>
+      <w:spacing w:before="80" w:after="40"/>
       <w:outlineLvl w:val="3"/>
     </w:pPr>
     <w:rPr>
-      <w:color w:val="666666"/>
-      <w:sz w:val="24"/>
-      <w:szCs w:val="24"/>
+      <w:rFonts w:eastAsiaTheme="majorEastAsia" w:cstheme="majorBidi"/>
+      <w:i/>
+      <w:iCs/>
+      <w:color w:val="2F5496" w:themeColor="accent1" w:themeShade="BF"/>
     </w:rPr>
   </w:style>
   <w:style w:type="paragraph" w:styleId="Heading5">
     <w:name w:val="heading 5"/>
     <w:basedOn w:val="Normal"/>
     <w:next w:val="Normal"/>
+    <w:link w:val="Heading5Char"/>
     <w:uiPriority w:val="9"/>
     <w:semiHidden/>
     <w:unhideWhenUsed/>
     <w:qFormat/>
+    <w:rsid w:val="00392015"/>
     <w:pPr>
       <w:keepNext/>
       <w:keepLines/>
-      <w:spacing w:before="240" w:after="80"/>
+      <w:spacing w:before="80" w:after="40"/>
       <w:outlineLvl w:val="4"/>
     </w:pPr>
     <w:rPr>
-      <w:color w:val="666666"/>
+      <w:rFonts w:eastAsiaTheme="majorEastAsia" w:cstheme="majorBidi"/>
+      <w:color w:val="2F5496" w:themeColor="accent1" w:themeShade="BF"/>
     </w:rPr>
   </w:style>
   <w:style w:type="paragraph" w:styleId="Heading6">
     <w:name w:val="heading 6"/>
     <w:basedOn w:val="Normal"/>
     <w:next w:val="Normal"/>
+    <w:link w:val="Heading6Char"/>
     <w:uiPriority w:val="9"/>
     <w:semiHidden/>
     <w:unhideWhenUsed/>
     <w:qFormat/>
+    <w:rsid w:val="00392015"/>
     <w:pPr>
       <w:keepNext/>
       <w:keepLines/>
-      <w:spacing w:before="240" w:after="80"/>
+      <w:spacing w:before="40"/>
       <w:outlineLvl w:val="5"/>
     </w:pPr>
     <w:rPr>
+      <w:rFonts w:eastAsiaTheme="majorEastAsia" w:cstheme="majorBidi"/>
       <w:i/>
-      <w:color w:val="666666"/>
+      <w:iCs/>
+      <w:color w:val="595959" w:themeColor="text1" w:themeTint="A6"/>
+    </w:rPr>
+  </w:style>
+  <w:style w:type="paragraph" w:styleId="Heading7">
+    <w:name w:val="heading 7"/>
+    <w:basedOn w:val="Normal"/>
+    <w:next w:val="Normal"/>
+    <w:link w:val="Heading7Char"/>
+    <w:uiPriority w:val="9"/>
+    <w:semiHidden/>
+    <w:unhideWhenUsed/>
+    <w:qFormat/>
+    <w:rsid w:val="00392015"/>
+    <w:pPr>
+      <w:keepNext/>
+      <w:keepLines/>
+      <w:spacing w:before="40"/>
+      <w:outlineLvl w:val="6"/>
+    </w:pPr>
+    <w:rPr>
+      <w:rFonts w:eastAsiaTheme="majorEastAsia" w:cstheme="majorBidi"/>
+      <w:color w:val="595959" w:themeColor="text1" w:themeTint="A6"/>
+    </w:rPr>
+  </w:style>
+  <w:style w:type="paragraph" w:styleId="Heading8">
+    <w:name w:val="heading 8"/>
+    <w:basedOn w:val="Normal"/>
+    <w:next w:val="Normal"/>
+    <w:link w:val="Heading8Char"/>
+    <w:uiPriority w:val="9"/>
+    <w:semiHidden/>
+    <w:unhideWhenUsed/>
+    <w:qFormat/>
+    <w:rsid w:val="00392015"/>
+    <w:pPr>
+      <w:keepNext/>
+      <w:keepLines/>
+      <w:outlineLvl w:val="7"/>
+    </w:pPr>
+    <w:rPr>
+      <w:rFonts w:eastAsiaTheme="majorEastAsia" w:cstheme="majorBidi"/>
+      <w:i/>
+      <w:iCs/>
+      <w:color w:val="272727" w:themeColor="text1" w:themeTint="D8"/>
+    </w:rPr>
+  </w:style>
+  <w:style w:type="paragraph" w:styleId="Heading9">
+    <w:name w:val="heading 9"/>
+    <w:basedOn w:val="Normal"/>
+    <w:next w:val="Normal"/>
+    <w:link w:val="Heading9Char"/>
+    <w:uiPriority w:val="9"/>
+    <w:semiHidden/>
+    <w:unhideWhenUsed/>
+    <w:qFormat/>
+    <w:rsid w:val="00392015"/>
+    <w:pPr>
+      <w:keepNext/>
+      <w:keepLines/>
+      <w:outlineLvl w:val="8"/>
+    </w:pPr>
+    <w:rPr>
+      <w:rFonts w:eastAsiaTheme="majorEastAsia" w:cstheme="majorBidi"/>
+      <w:color w:val="272727" w:themeColor="text1" w:themeTint="D8"/>
     </w:rPr>
   </w:style>
   <w:style w:type="character" w:default="1" w:styleId="DefaultParagraphFont">
     <w:name w:val="Default Paragraph Font"/>
     <w:uiPriority w:val="1"/>
+    <w:semiHidden/>
     <w:unhideWhenUsed/>
   </w:style>
   <w:style w:type="table" w:default="1" w:styleId="TableNormal">
@@ -8504,98 +8858,292 @@
     <w:semiHidden/>
     <w:unhideWhenUsed/>
   </w:style>
-  <w:style w:type="table" w:customStyle="1" w:styleId="TableNormal0">
-    <w:name w:val="TableNormal"/>
-    <w:tblPr>
-      <w:tblCellMar>
-        <w:top w:w="0" w:type="dxa"/>
-        <w:left w:w="0" w:type="dxa"/>
-        <w:bottom w:w="0" w:type="dxa"/>
-        <w:right w:w="0" w:type="dxa"/>
-      </w:tblCellMar>
-    </w:tblPr>
+  <w:style w:type="character" w:customStyle="1" w:styleId="Heading1Char">
+    <w:name w:val="Heading 1 Char"/>
+    <w:basedOn w:val="DefaultParagraphFont"/>
+    <w:link w:val="Heading1"/>
+    <w:uiPriority w:val="9"/>
+    <w:rsid w:val="00392015"/>
+    <w:rPr>
+      <w:rFonts w:asciiTheme="majorHAnsi" w:eastAsiaTheme="majorEastAsia" w:hAnsiTheme="majorHAnsi" w:cstheme="majorBidi"/>
+      <w:color w:val="2F5496" w:themeColor="accent1" w:themeShade="BF"/>
+      <w:sz w:val="40"/>
+      <w:szCs w:val="40"/>
+    </w:rPr>
+  </w:style>
+  <w:style w:type="character" w:customStyle="1" w:styleId="Heading2Char">
+    <w:name w:val="Heading 2 Char"/>
+    <w:basedOn w:val="DefaultParagraphFont"/>
+    <w:link w:val="Heading2"/>
+    <w:uiPriority w:val="9"/>
+    <w:rsid w:val="00392015"/>
+    <w:rPr>
+      <w:rFonts w:asciiTheme="majorHAnsi" w:eastAsiaTheme="majorEastAsia" w:hAnsiTheme="majorHAnsi" w:cstheme="majorBidi"/>
+      <w:color w:val="2F5496" w:themeColor="accent1" w:themeShade="BF"/>
+      <w:sz w:val="32"/>
+      <w:szCs w:val="32"/>
+    </w:rPr>
+  </w:style>
+  <w:style w:type="character" w:customStyle="1" w:styleId="Heading3Char">
+    <w:name w:val="Heading 3 Char"/>
+    <w:basedOn w:val="DefaultParagraphFont"/>
+    <w:link w:val="Heading3"/>
+    <w:uiPriority w:val="9"/>
+    <w:rsid w:val="00392015"/>
+    <w:rPr>
+      <w:rFonts w:eastAsiaTheme="majorEastAsia" w:cstheme="majorBidi"/>
+      <w:color w:val="2F5496" w:themeColor="accent1" w:themeShade="BF"/>
+      <w:sz w:val="28"/>
+      <w:szCs w:val="28"/>
+    </w:rPr>
+  </w:style>
+  <w:style w:type="character" w:customStyle="1" w:styleId="Heading4Char">
+    <w:name w:val="Heading 4 Char"/>
+    <w:basedOn w:val="DefaultParagraphFont"/>
+    <w:link w:val="Heading4"/>
+    <w:uiPriority w:val="9"/>
+    <w:semiHidden/>
+    <w:rsid w:val="00392015"/>
+    <w:rPr>
+      <w:rFonts w:eastAsiaTheme="majorEastAsia" w:cstheme="majorBidi"/>
+      <w:i/>
+      <w:iCs/>
+      <w:color w:val="2F5496" w:themeColor="accent1" w:themeShade="BF"/>
+    </w:rPr>
+  </w:style>
+  <w:style w:type="character" w:customStyle="1" w:styleId="Heading5Char">
+    <w:name w:val="Heading 5 Char"/>
+    <w:basedOn w:val="DefaultParagraphFont"/>
+    <w:link w:val="Heading5"/>
+    <w:uiPriority w:val="9"/>
+    <w:semiHidden/>
+    <w:rsid w:val="00392015"/>
+    <w:rPr>
+      <w:rFonts w:eastAsiaTheme="majorEastAsia" w:cstheme="majorBidi"/>
+      <w:color w:val="2F5496" w:themeColor="accent1" w:themeShade="BF"/>
+    </w:rPr>
+  </w:style>
+  <w:style w:type="character" w:customStyle="1" w:styleId="Heading6Char">
+    <w:name w:val="Heading 6 Char"/>
+    <w:basedOn w:val="DefaultParagraphFont"/>
+    <w:link w:val="Heading6"/>
+    <w:uiPriority w:val="9"/>
+    <w:semiHidden/>
+    <w:rsid w:val="00392015"/>
+    <w:rPr>
+      <w:rFonts w:eastAsiaTheme="majorEastAsia" w:cstheme="majorBidi"/>
+      <w:i/>
+      <w:iCs/>
+      <w:color w:val="595959" w:themeColor="text1" w:themeTint="A6"/>
+    </w:rPr>
+  </w:style>
+  <w:style w:type="character" w:customStyle="1" w:styleId="Heading7Char">
+    <w:name w:val="Heading 7 Char"/>
+    <w:basedOn w:val="DefaultParagraphFont"/>
+    <w:link w:val="Heading7"/>
+    <w:uiPriority w:val="9"/>
+    <w:semiHidden/>
+    <w:rsid w:val="00392015"/>
+    <w:rPr>
+      <w:rFonts w:eastAsiaTheme="majorEastAsia" w:cstheme="majorBidi"/>
+      <w:color w:val="595959" w:themeColor="text1" w:themeTint="A6"/>
+    </w:rPr>
+  </w:style>
+  <w:style w:type="character" w:customStyle="1" w:styleId="Heading8Char">
+    <w:name w:val="Heading 8 Char"/>
+    <w:basedOn w:val="DefaultParagraphFont"/>
+    <w:link w:val="Heading8"/>
+    <w:uiPriority w:val="9"/>
+    <w:semiHidden/>
+    <w:rsid w:val="00392015"/>
+    <w:rPr>
+      <w:rFonts w:eastAsiaTheme="majorEastAsia" w:cstheme="majorBidi"/>
+      <w:i/>
+      <w:iCs/>
+      <w:color w:val="272727" w:themeColor="text1" w:themeTint="D8"/>
+    </w:rPr>
+  </w:style>
+  <w:style w:type="character" w:customStyle="1" w:styleId="Heading9Char">
+    <w:name w:val="Heading 9 Char"/>
+    <w:basedOn w:val="DefaultParagraphFont"/>
+    <w:link w:val="Heading9"/>
+    <w:uiPriority w:val="9"/>
+    <w:semiHidden/>
+    <w:rsid w:val="00392015"/>
+    <w:rPr>
+      <w:rFonts w:eastAsiaTheme="majorEastAsia" w:cstheme="majorBidi"/>
+      <w:color w:val="272727" w:themeColor="text1" w:themeTint="D8"/>
+    </w:rPr>
   </w:style>
   <w:style w:type="paragraph" w:styleId="Title">
     <w:name w:val="Title"/>
     <w:basedOn w:val="Normal"/>
     <w:next w:val="Normal"/>
+    <w:link w:val="TitleChar"/>
     <w:uiPriority w:val="10"/>
     <w:qFormat/>
+    <w:rsid w:val="00392015"/>
     <w:pPr>
-      <w:keepNext/>
-      <w:keepLines/>
-      <w:spacing w:after="60"/>
+      <w:spacing w:after="80" w:line="240" w:lineRule="auto"/>
+      <w:contextualSpacing/>
     </w:pPr>
     <w:rPr>
-      <w:sz w:val="52"/>
-      <w:szCs w:val="52"/>
+      <w:rFonts w:asciiTheme="majorHAnsi" w:eastAsiaTheme="majorEastAsia" w:hAnsiTheme="majorHAnsi" w:cstheme="majorBidi"/>
+      <w:spacing w:val="-10"/>
+      <w:kern w:val="28"/>
+      <w:sz w:val="56"/>
+      <w:szCs w:val="56"/>
+    </w:rPr>
+  </w:style>
+  <w:style w:type="character" w:customStyle="1" w:styleId="TitleChar">
+    <w:name w:val="Title Char"/>
+    <w:basedOn w:val="DefaultParagraphFont"/>
+    <w:link w:val="Title"/>
+    <w:uiPriority w:val="10"/>
+    <w:rsid w:val="00392015"/>
+    <w:rPr>
+      <w:rFonts w:asciiTheme="majorHAnsi" w:eastAsiaTheme="majorEastAsia" w:hAnsiTheme="majorHAnsi" w:cstheme="majorBidi"/>
+      <w:spacing w:val="-10"/>
+      <w:kern w:val="28"/>
+      <w:sz w:val="56"/>
+      <w:szCs w:val="56"/>
     </w:rPr>
   </w:style>
   <w:style w:type="paragraph" w:styleId="Subtitle">
     <w:name w:val="Subtitle"/>
     <w:basedOn w:val="Normal"/>
     <w:next w:val="Normal"/>
+    <w:link w:val="SubtitleChar"/>
     <w:uiPriority w:val="11"/>
     <w:qFormat/>
+    <w:rsid w:val="00392015"/>
     <w:pPr>
-      <w:keepNext/>
-      <w:keepLines/>
-      <w:spacing w:after="320"/>
+      <w:numPr>
+        <w:ilvl w:val="1"/>
+      </w:numPr>
     </w:pPr>
     <w:rPr>
-      <w:color w:val="666666"/>
-      <w:sz w:val="30"/>
-      <w:szCs w:val="30"/>
+      <w:rFonts w:eastAsiaTheme="majorEastAsia" w:cstheme="majorBidi"/>
+      <w:color w:val="595959" w:themeColor="text1" w:themeTint="A6"/>
+      <w:spacing w:val="15"/>
+      <w:sz w:val="28"/>
+      <w:szCs w:val="28"/>
     </w:rPr>
   </w:style>
-  <w:style w:type="table" w:customStyle="1" w:styleId="a">
-    <w:basedOn w:val="TableNormal0"/>
-    <w:tblPr>
-      <w:tblStyleRowBandSize w:val="1"/>
-      <w:tblStyleColBandSize w:val="1"/>
-      <w:tblCellMar>
-        <w:top w:w="100" w:type="dxa"/>
-        <w:left w:w="100" w:type="dxa"/>
-        <w:bottom w:w="100" w:type="dxa"/>
-        <w:right w:w="100" w:type="dxa"/>
-      </w:tblCellMar>
-    </w:tblPr>
+  <w:style w:type="character" w:customStyle="1" w:styleId="SubtitleChar">
+    <w:name w:val="Subtitle Char"/>
+    <w:basedOn w:val="DefaultParagraphFont"/>
+    <w:link w:val="Subtitle"/>
+    <w:uiPriority w:val="11"/>
+    <w:rsid w:val="00392015"/>
+    <w:rPr>
+      <w:rFonts w:eastAsiaTheme="majorEastAsia" w:cstheme="majorBidi"/>
+      <w:color w:val="595959" w:themeColor="text1" w:themeTint="A6"/>
+      <w:spacing w:val="15"/>
+      <w:sz w:val="28"/>
+      <w:szCs w:val="28"/>
+    </w:rPr>
   </w:style>
-  <w:style w:type="table" w:customStyle="1" w:styleId="a0">
-    <w:basedOn w:val="TableNormal0"/>
-    <w:tblPr>
-      <w:tblStyleRowBandSize w:val="1"/>
-      <w:tblStyleColBandSize w:val="1"/>
-      <w:tblCellMar>
-        <w:top w:w="100" w:type="dxa"/>
-        <w:left w:w="100" w:type="dxa"/>
-        <w:bottom w:w="100" w:type="dxa"/>
-        <w:right w:w="100" w:type="dxa"/>
-      </w:tblCellMar>
-    </w:tblPr>
+  <w:style w:type="paragraph" w:styleId="Quote">
+    <w:name w:val="Quote"/>
+    <w:basedOn w:val="Normal"/>
+    <w:next w:val="Normal"/>
+    <w:link w:val="QuoteChar"/>
+    <w:uiPriority w:val="29"/>
+    <w:qFormat/>
+    <w:rsid w:val="00392015"/>
+    <w:pPr>
+      <w:spacing w:before="160"/>
+      <w:jc w:val="center"/>
+    </w:pPr>
+    <w:rPr>
+      <w:i/>
+      <w:iCs/>
+      <w:color w:val="404040" w:themeColor="text1" w:themeTint="BF"/>
+    </w:rPr>
   </w:style>
-  <w:style w:type="table" w:customStyle="1" w:styleId="a1">
-    <w:basedOn w:val="TableNormal0"/>
-    <w:tblPr>
-      <w:tblStyleRowBandSize w:val="1"/>
-      <w:tblStyleColBandSize w:val="1"/>
-      <w:tblCellMar>
-        <w:top w:w="100" w:type="dxa"/>
-        <w:left w:w="100" w:type="dxa"/>
-        <w:bottom w:w="100" w:type="dxa"/>
-        <w:right w:w="100" w:type="dxa"/>
-      </w:tblCellMar>
-    </w:tblPr>
+  <w:style w:type="character" w:customStyle="1" w:styleId="QuoteChar">
+    <w:name w:val="Quote Char"/>
+    <w:basedOn w:val="DefaultParagraphFont"/>
+    <w:link w:val="Quote"/>
+    <w:uiPriority w:val="29"/>
+    <w:rsid w:val="00392015"/>
+    <w:rPr>
+      <w:i/>
+      <w:iCs/>
+      <w:color w:val="404040" w:themeColor="text1" w:themeTint="BF"/>
+    </w:rPr>
   </w:style>
-  <w:style w:type="character" w:customStyle="1" w:styleId="Heading2Char">
-    <w:name w:val="Heading 2 Char"/>
+  <w:style w:type="paragraph" w:styleId="ListParagraph">
+    <w:name w:val="List Paragraph"/>
+    <w:basedOn w:val="Normal"/>
+    <w:uiPriority w:val="34"/>
+    <w:qFormat/>
+    <w:rsid w:val="00392015"/>
+    <w:pPr>
+      <w:ind w:left="720"/>
+      <w:contextualSpacing/>
+    </w:pPr>
+  </w:style>
+  <w:style w:type="character" w:styleId="IntenseEmphasis">
+    <w:name w:val="Intense Emphasis"/>
     <w:basedOn w:val="DefaultParagraphFont"/>
-    <w:link w:val="Heading2"/>
-    <w:uiPriority w:val="9"/>
-    <w:rsid w:val="002B5597"/>
+    <w:uiPriority w:val="21"/>
+    <w:qFormat/>
+    <w:rsid w:val="00392015"/>
     <w:rPr>
-      <w:sz w:val="32"/>
-      <w:szCs w:val="32"/>
+      <w:i/>
+      <w:iCs/>
+      <w:color w:val="2F5496" w:themeColor="accent1" w:themeShade="BF"/>
+    </w:rPr>
+  </w:style>
+  <w:style w:type="paragraph" w:styleId="IntenseQuote">
+    <w:name w:val="Intense Quote"/>
+    <w:basedOn w:val="Normal"/>
+    <w:next w:val="Normal"/>
+    <w:link w:val="IntenseQuoteChar"/>
+    <w:uiPriority w:val="30"/>
+    <w:qFormat/>
+    <w:rsid w:val="00392015"/>
+    <w:pPr>
+      <w:pBdr>
+        <w:top w:val="single" w:sz="4" w:space="10" w:color="2F5496" w:themeColor="accent1" w:themeShade="BF"/>
+        <w:bottom w:val="single" w:sz="4" w:space="10" w:color="2F5496" w:themeColor="accent1" w:themeShade="BF"/>
+      </w:pBdr>
+      <w:spacing w:before="360" w:after="360"/>
+      <w:ind w:left="864" w:right="864"/>
+      <w:jc w:val="center"/>
+    </w:pPr>
+    <w:rPr>
+      <w:i/>
+      <w:iCs/>
+      <w:color w:val="2F5496" w:themeColor="accent1" w:themeShade="BF"/>
+    </w:rPr>
+  </w:style>
+  <w:style w:type="character" w:customStyle="1" w:styleId="IntenseQuoteChar">
+    <w:name w:val="Intense Quote Char"/>
+    <w:basedOn w:val="DefaultParagraphFont"/>
+    <w:link w:val="IntenseQuote"/>
+    <w:uiPriority w:val="30"/>
+    <w:rsid w:val="00392015"/>
+    <w:rPr>
+      <w:i/>
+      <w:iCs/>
+      <w:color w:val="2F5496" w:themeColor="accent1" w:themeShade="BF"/>
+    </w:rPr>
+  </w:style>
+  <w:style w:type="character" w:styleId="IntenseReference">
+    <w:name w:val="Intense Reference"/>
+    <w:basedOn w:val="DefaultParagraphFont"/>
+    <w:uiPriority w:val="32"/>
+    <w:qFormat/>
+    <w:rsid w:val="00392015"/>
+    <w:rPr>
+      <w:b/>
+      <w:bCs/>
+      <w:smallCaps/>
+      <w:color w:val="2F5496" w:themeColor="accent1" w:themeShade="BF"/>
+      <w:spacing w:val="5"/>
     </w:rPr>
   </w:style>
 </w:styles>
@@ -8612,44 +9160,44 @@
         <a:sysClr val="window" lastClr="FFFFFF"/>
       </a:lt1>
       <a:dk2>
-        <a:srgbClr val="1F497D"/>
+        <a:srgbClr val="44546A"/>
       </a:dk2>
       <a:lt2>
-        <a:srgbClr val="EEECE1"/>
+        <a:srgbClr val="E7E6E6"/>
       </a:lt2>
       <a:accent1>
-        <a:srgbClr val="4F81BD"/>
+        <a:srgbClr val="4472C4"/>
       </a:accent1>
       <a:accent2>
-        <a:srgbClr val="C0504D"/>
+        <a:srgbClr val="ED7D31"/>
       </a:accent2>
       <a:accent3>
-        <a:srgbClr val="9BBB59"/>
+        <a:srgbClr val="A5A5A5"/>
       </a:accent3>
       <a:accent4>
-        <a:srgbClr val="8064A2"/>
+        <a:srgbClr val="FFC000"/>
       </a:accent4>
       <a:accent5>
-        <a:srgbClr val="4BACC6"/>
+        <a:srgbClr val="5B9BD5"/>
       </a:accent5>
       <a:accent6>
-        <a:srgbClr val="F79646"/>
+        <a:srgbClr val="70AD47"/>
       </a:accent6>
       <a:hlink>
-        <a:srgbClr val="0000FF"/>
+        <a:srgbClr val="0563C1"/>
       </a:hlink>
       <a:folHlink>
-        <a:srgbClr val="800080"/>
+        <a:srgbClr val="954F72"/>
       </a:folHlink>
     </a:clrScheme>
     <a:fontScheme name="Office">
       <a:majorFont>
-        <a:latin typeface="Calibri"/>
+        <a:latin typeface="Calibri Light" panose="020F0302020204030204"/>
         <a:ea typeface=""/>
         <a:cs typeface=""/>
-        <a:font script="Jpan" typeface="ＭＳ ゴシック"/>
+        <a:font script="Jpan" typeface="游ゴシック Light"/>
         <a:font script="Hang" typeface="맑은 고딕"/>
-        <a:font script="Hans" typeface="宋体"/>
+        <a:font script="Hans" typeface="等线 Light"/>
         <a:font script="Hant" typeface="新細明體"/>
         <a:font script="Arab" typeface="Times New Roman"/>
         <a:font script="Hebr" typeface="Times New Roman"/>
@@ -8677,14 +9225,31 @@
         <a:font script="Viet" typeface="Times New Roman"/>
         <a:font script="Uigh" typeface="Microsoft Uighur"/>
         <a:font script="Geor" typeface="Sylfaen"/>
+        <a:font script="Armn" typeface="Arial"/>
+        <a:font script="Bugi" typeface="Leelawadee UI"/>
+        <a:font script="Bopo" typeface="Microsoft JhengHei"/>
+        <a:font script="Java" typeface="Javanese Text"/>
+        <a:font script="Lisu" typeface="Segoe UI"/>
+        <a:font script="Mymr" typeface="Myanmar Text"/>
+        <a:font script="Nkoo" typeface="Ebrima"/>
+        <a:font script="Olck" typeface="Nirmala UI"/>
+        <a:font script="Osma" typeface="Ebrima"/>
+        <a:font script="Phag" typeface="Phagspa"/>
+        <a:font script="Syrn" typeface="Estrangelo Edessa"/>
+        <a:font script="Syrj" typeface="Estrangelo Edessa"/>
+        <a:font script="Syre" typeface="Estrangelo Edessa"/>
+        <a:font script="Sora" typeface="Nirmala UI"/>
+        <a:font script="Tale" typeface="Microsoft Tai Le"/>
+        <a:font script="Talu" typeface="Microsoft New Tai Lue"/>
+        <a:font script="Tfng" typeface="Ebrima"/>
       </a:majorFont>
       <a:minorFont>
-        <a:latin typeface="Cambria"/>
+        <a:latin typeface="Calibri" panose="020F0502020204030204"/>
         <a:ea typeface=""/>
         <a:cs typeface=""/>
-        <a:font script="Jpan" typeface="ＭＳ 明朝"/>
+        <a:font script="Jpan" typeface="游ゴシック"/>
         <a:font script="Hang" typeface="맑은 고딕"/>
-        <a:font script="Hans" typeface="宋体"/>
+        <a:font script="Hans" typeface="等线"/>
         <a:font script="Hant" typeface="新細明體"/>
         <a:font script="Arab" typeface="Arial"/>
         <a:font script="Hebr" typeface="Arial"/>
@@ -8712,6 +9277,23 @@
         <a:font script="Viet" typeface="Arial"/>
         <a:font script="Uigh" typeface="Microsoft Uighur"/>
         <a:font script="Geor" typeface="Sylfaen"/>
+        <a:font script="Armn" typeface="Arial"/>
+        <a:font script="Bugi" typeface="Leelawadee UI"/>
+        <a:font script="Bopo" typeface="Microsoft JhengHei"/>
+        <a:font script="Java" typeface="Javanese Text"/>
+        <a:font script="Lisu" typeface="Segoe UI"/>
+        <a:font script="Mymr" typeface="Myanmar Text"/>
+        <a:font script="Nkoo" typeface="Ebrima"/>
+        <a:font script="Olck" typeface="Nirmala UI"/>
+        <a:font script="Osma" typeface="Ebrima"/>
+        <a:font script="Phag" typeface="Phagspa"/>
+        <a:font script="Syrn" typeface="Estrangelo Edessa"/>
+        <a:font script="Syrj" typeface="Estrangelo Edessa"/>
+        <a:font script="Syre" typeface="Estrangelo Edessa"/>
+        <a:font script="Sora" typeface="Nirmala UI"/>
+        <a:font script="Tale" typeface="Microsoft Tai Le"/>
+        <a:font script="Talu" typeface="Microsoft New Tai Lue"/>
+        <a:font script="Tfng" typeface="Ebrima"/>
       </a:minorFont>
     </a:fontScheme>
     <a:fmtScheme name="Office">
@@ -8723,200 +9305,141 @@
           <a:gsLst>
             <a:gs pos="0">
               <a:schemeClr val="phClr">
-                <a:tint val="50000"/>
-                <a:satMod val="300000"/>
+                <a:lumMod val="110000"/>
+                <a:satMod val="105000"/>
+                <a:tint val="67000"/>
               </a:schemeClr>
             </a:gs>
-            <a:gs pos="35000">
+            <a:gs pos="50000">
               <a:schemeClr val="phClr">
-                <a:tint val="37000"/>
-                <a:satMod val="300000"/>
+                <a:lumMod val="105000"/>
+                <a:satMod val="103000"/>
+                <a:tint val="73000"/>
               </a:schemeClr>
             </a:gs>
             <a:gs pos="100000">
               <a:schemeClr val="phClr">
-                <a:tint val="15000"/>
-                <a:satMod val="350000"/>
+                <a:lumMod val="105000"/>
+                <a:satMod val="109000"/>
+                <a:tint val="81000"/>
               </a:schemeClr>
             </a:gs>
           </a:gsLst>
-          <a:lin ang="16200000" scaled="1"/>
+          <a:lin ang="5400000" scaled="0"/>
         </a:gradFill>
         <a:gradFill rotWithShape="1">
           <a:gsLst>
             <a:gs pos="0">
               <a:schemeClr val="phClr">
-                <a:tint val="100000"/>
+                <a:satMod val="103000"/>
+                <a:lumMod val="102000"/>
+                <a:tint val="94000"/>
+              </a:schemeClr>
+            </a:gs>
+            <a:gs pos="50000">
+              <a:schemeClr val="phClr">
+                <a:satMod val="110000"/>
+                <a:lumMod val="100000"/>
                 <a:shade val="100000"/>
-                <a:satMod val="130000"/>
               </a:schemeClr>
             </a:gs>
             <a:gs pos="100000">
               <a:schemeClr val="phClr">
-                <a:tint val="50000"/>
-                <a:shade val="100000"/>
-                <a:satMod val="350000"/>
+                <a:lumMod val="99000"/>
+                <a:satMod val="120000"/>
+                <a:shade val="78000"/>
               </a:schemeClr>
             </a:gs>
           </a:gsLst>
-          <a:lin ang="16200000" scaled="0"/>
+          <a:lin ang="5400000" scaled="0"/>
         </a:gradFill>
       </a:fillStyleLst>
       <a:lnStyleLst>
-        <a:ln w="9525" cap="flat" cmpd="sng" algn="ctr">
-          <a:solidFill>
-            <a:schemeClr val="phClr">
-              <a:shade val="95000"/>
-              <a:satMod val="105000"/>
-            </a:schemeClr>
-          </a:solidFill>
-          <a:prstDash val="solid"/>
-        </a:ln>
-        <a:ln w="25400" cap="flat" cmpd="sng" algn="ctr">
+        <a:ln w="6350" cap="flat" cmpd="sng" algn="ctr">
           <a:solidFill>
             <a:schemeClr val="phClr"/>
           </a:solidFill>
           <a:prstDash val="solid"/>
+          <a:miter lim="800000"/>
         </a:ln>
-        <a:ln w="38100" cap="flat" cmpd="sng" algn="ctr">
+        <a:ln w="12700" cap="flat" cmpd="sng" algn="ctr">
           <a:solidFill>
             <a:schemeClr val="phClr"/>
           </a:solidFill>
           <a:prstDash val="solid"/>
+          <a:miter lim="800000"/>
+        </a:ln>
+        <a:ln w="19050" cap="flat" cmpd="sng" algn="ctr">
+          <a:solidFill>
+            <a:schemeClr val="phClr"/>
+          </a:solidFill>
+          <a:prstDash val="solid"/>
+          <a:miter lim="800000"/>
         </a:ln>
       </a:lnStyleLst>
       <a:effectStyleLst>
         <a:effectStyle>
+          <a:effectLst/>
+        </a:effectStyle>
+        <a:effectStyle>
+          <a:effectLst/>
+        </a:effectStyle>
+        <a:effectStyle>
           <a:effectLst>
-            <a:outerShdw blurRad="40000" dist="20000" dir="5400000" rotWithShape="0">
+            <a:outerShdw blurRad="57150" dist="19050" dir="5400000" algn="ctr" rotWithShape="0">
               <a:srgbClr val="000000">
-                <a:alpha val="38000"/>
+                <a:alpha val="63000"/>
               </a:srgbClr>
             </a:outerShdw>
           </a:effectLst>
-        </a:effectStyle>
-        <a:effectStyle>
-          <a:effectLst>
-            <a:outerShdw blurRad="40000" dist="23000" dir="5400000" rotWithShape="0">
-              <a:srgbClr val="000000">
-                <a:alpha val="35000"/>
-              </a:srgbClr>
-            </a:outerShdw>
-          </a:effectLst>
-        </a:effectStyle>
-        <a:effectStyle>
-          <a:effectLst>
-            <a:outerShdw blurRad="40000" dist="23000" dir="5400000" rotWithShape="0">
-              <a:srgbClr val="000000">
-                <a:alpha val="35000"/>
-              </a:srgbClr>
-            </a:outerShdw>
-          </a:effectLst>
-          <a:scene3d>
-            <a:camera prst="orthographicFront">
-              <a:rot lat="0" lon="0" rev="0"/>
-            </a:camera>
-            <a:lightRig rig="threePt" dir="t">
-              <a:rot lat="0" lon="0" rev="1200000"/>
-            </a:lightRig>
-          </a:scene3d>
-          <a:sp3d>
-            <a:bevelT w="63500" h="25400"/>
-          </a:sp3d>
         </a:effectStyle>
       </a:effectStyleLst>
       <a:bgFillStyleLst>
         <a:solidFill>
           <a:schemeClr val="phClr"/>
         </a:solidFill>
+        <a:solidFill>
+          <a:schemeClr val="phClr">
+            <a:tint val="95000"/>
+            <a:satMod val="170000"/>
+          </a:schemeClr>
+        </a:solidFill>
         <a:gradFill rotWithShape="1">
           <a:gsLst>
             <a:gs pos="0">
               <a:schemeClr val="phClr">
-                <a:tint val="40000"/>
-                <a:satMod val="350000"/>
+                <a:tint val="93000"/>
+                <a:satMod val="150000"/>
+                <a:shade val="98000"/>
+                <a:lumMod val="102000"/>
               </a:schemeClr>
             </a:gs>
-            <a:gs pos="40000">
+            <a:gs pos="50000">
               <a:schemeClr val="phClr">
-                <a:tint val="45000"/>
-                <a:shade val="99000"/>
-                <a:satMod val="350000"/>
+                <a:tint val="98000"/>
+                <a:satMod val="130000"/>
+                <a:shade val="90000"/>
+                <a:lumMod val="103000"/>
               </a:schemeClr>
             </a:gs>
             <a:gs pos="100000">
               <a:schemeClr val="phClr">
-                <a:shade val="20000"/>
-                <a:satMod val="255000"/>
+                <a:shade val="63000"/>
+                <a:satMod val="120000"/>
               </a:schemeClr>
             </a:gs>
           </a:gsLst>
-          <a:path path="circle">
-            <a:fillToRect l="50000" t="-80000" r="50000" b="180000"/>
-          </a:path>
-        </a:gradFill>
-        <a:gradFill rotWithShape="1">
-          <a:gsLst>
-            <a:gs pos="0">
-              <a:schemeClr val="phClr">
-                <a:tint val="80000"/>
-                <a:satMod val="300000"/>
-              </a:schemeClr>
-            </a:gs>
-            <a:gs pos="100000">
-              <a:schemeClr val="phClr">
-                <a:shade val="30000"/>
-                <a:satMod val="200000"/>
-              </a:schemeClr>
-            </a:gs>
-          </a:gsLst>
-          <a:path path="circle">
-            <a:fillToRect l="50000" t="50000" r="50000" b="50000"/>
-          </a:path>
+          <a:lin ang="5400000" scaled="0"/>
         </a:gradFill>
       </a:bgFillStyleLst>
     </a:fmtScheme>
   </a:themeElements>
-  <a:objectDefaults>
-    <a:spDef>
-      <a:spPr/>
-      <a:bodyPr/>
-      <a:lstStyle/>
-      <a:style>
-        <a:lnRef idx="1">
-          <a:schemeClr val="accent1"/>
-        </a:lnRef>
-        <a:fillRef idx="3">
-          <a:schemeClr val="accent1"/>
-        </a:fillRef>
-        <a:effectRef idx="2">
-          <a:schemeClr val="accent1"/>
-        </a:effectRef>
-        <a:fontRef idx="minor">
-          <a:schemeClr val="lt1"/>
-        </a:fontRef>
-      </a:style>
-    </a:spDef>
-    <a:lnDef>
-      <a:spPr/>
-      <a:bodyPr/>
-      <a:lstStyle/>
-      <a:style>
-        <a:lnRef idx="2">
-          <a:schemeClr val="accent1"/>
-        </a:lnRef>
-        <a:fillRef idx="0">
-          <a:schemeClr val="accent1"/>
-        </a:fillRef>
-        <a:effectRef idx="1">
-          <a:schemeClr val="accent1"/>
-        </a:effectRef>
-        <a:fontRef idx="minor">
-          <a:schemeClr val="tx1"/>
-        </a:fontRef>
-      </a:style>
-    </a:lnDef>
-  </a:objectDefaults>
+  <a:objectDefaults/>
   <a:extraClrSchemeLst/>
+  <a:extLst>
+    <a:ext uri="{05A4C25C-085E-4340-85A3-A5531E510DB2}">
+      <thm15:themeFamily xmlns:thm15="http://schemas.microsoft.com/office/thememl/2012/main" name="Office Theme" id="{62F939B6-93AF-4DB8-9C6B-D6C7DFDC589F}" vid="{4A3C46E8-61CC-4603-A589-7422A47A8E4A}"/>
+    </a:ext>
+  </a:extLst>
 </a:theme>
 </file>